--- a/FTCOES-264 Pacto Pedagógico Web I.docx
+++ b/FTCOES-264 Pacto Pedagógico Web I.docx
@@ -340,8 +340,8 @@
         <w:tblLook w:val="04A0" w:firstRow="1" w:lastRow="0" w:firstColumn="1" w:lastColumn="0" w:noHBand="0" w:noVBand="1"/>
       </w:tblPr>
       <w:tblGrid>
-        <w:gridCol w:w="1691"/>
-        <w:gridCol w:w="8221"/>
+        <w:gridCol w:w="1690"/>
+        <w:gridCol w:w="8222"/>
       </w:tblGrid>
       <w:tr>
         <w:tc>
@@ -379,6 +379,14 @@
                 <w:bCs/>
               </w:rPr>
             </w:pPr>
+            <w:r>
+              <w:rPr>
+                <w:rFonts w:ascii="Arial" w:hAnsi="Arial" w:cs="Arial"/>
+                <w:b/>
+                <w:bCs/>
+              </w:rPr>
+              <w:t xml:space="preserve"> Técnica Desarrollo de Software</w:t>
+            </w:r>
           </w:p>
         </w:tc>
       </w:tr>
@@ -418,6 +426,14 @@
                 <w:bCs/>
               </w:rPr>
             </w:pPr>
+            <w:r>
+              <w:rPr>
+                <w:rFonts w:ascii="Arial" w:hAnsi="Arial" w:cs="Arial"/>
+                <w:b/>
+                <w:bCs/>
+              </w:rPr>
+              <w:t>2</w:t>
+            </w:r>
           </w:p>
         </w:tc>
       </w:tr>
@@ -457,6 +473,14 @@
                 <w:bCs/>
               </w:rPr>
             </w:pPr>
+            <w:r>
+              <w:rPr>
+                <w:rFonts w:ascii="Arial" w:hAnsi="Arial" w:cs="Arial"/>
+                <w:b/>
+                <w:bCs/>
+              </w:rPr>
+              <w:t>Programación web 1</w:t>
+            </w:r>
           </w:p>
         </w:tc>
       </w:tr>
@@ -496,6 +520,14 @@
                 <w:bCs/>
               </w:rPr>
             </w:pPr>
+            <w:r>
+              <w:rPr>
+                <w:rFonts w:ascii="Arial" w:hAnsi="Arial" w:cs="Arial"/>
+                <w:b/>
+                <w:bCs/>
+              </w:rPr>
+              <w:t>mañana</w:t>
+            </w:r>
           </w:p>
         </w:tc>
       </w:tr>
@@ -535,6 +567,14 @@
                 <w:bCs/>
               </w:rPr>
             </w:pPr>
+            <w:r>
+              <w:rPr>
+                <w:rFonts w:ascii="Arial" w:hAnsi="Arial" w:cs="Arial"/>
+                <w:b/>
+                <w:bCs/>
+              </w:rPr>
+              <w:t>10:30 – 1:30 pm</w:t>
+            </w:r>
           </w:p>
         </w:tc>
       </w:tr>
@@ -11833,7 +11873,14 @@
 </file>
 
 <file path=customXml/item2.xml><?xml version="1.0" encoding="utf-8"?>
-<b:Sources xmlns:b="http://schemas.openxmlformats.org/officeDocument/2006/bibliography" xmlns="http://schemas.openxmlformats.org/officeDocument/2006/bibliography" SelectedStyle="\APASixthEditionOfficeOnline.xsl" StyleName="APA" Version="6"/>
+<p:properties xmlns:p="http://schemas.microsoft.com/office/2006/metadata/properties" xmlns:xsi="http://www.w3.org/2001/XMLSchema-instance" xmlns:pc="http://schemas.microsoft.com/office/infopath/2007/PartnerControls">
+  <documentManagement>
+    <lcf76f155ced4ddcb4097134ff3c332f xmlns="7f48dc74-810e-4597-a58e-28cb4ccb6405">
+      <Terms xmlns="http://schemas.microsoft.com/office/infopath/2007/PartnerControls"/>
+    </lcf76f155ced4ddcb4097134ff3c332f>
+    <TaxCatchAll xmlns="cfbdc990-d511-4af6-b9b1-fc96925cdde4" xsi:nil="true"/>
+  </documentManagement>
+</p:properties>
 </file>
 
 <file path=customXml/item3.xml><?xml version="1.0" encoding="utf-8"?>
@@ -11846,14 +11893,7 @@
 </file>
 
 <file path=customXml/item4.xml><?xml version="1.0" encoding="utf-8"?>
-<p:properties xmlns:p="http://schemas.microsoft.com/office/2006/metadata/properties" xmlns:xsi="http://www.w3.org/2001/XMLSchema-instance" xmlns:pc="http://schemas.microsoft.com/office/infopath/2007/PartnerControls">
-  <documentManagement>
-    <lcf76f155ced4ddcb4097134ff3c332f xmlns="7f48dc74-810e-4597-a58e-28cb4ccb6405">
-      <Terms xmlns="http://schemas.microsoft.com/office/infopath/2007/PartnerControls"/>
-    </lcf76f155ced4ddcb4097134ff3c332f>
-    <TaxCatchAll xmlns="cfbdc990-d511-4af6-b9b1-fc96925cdde4" xsi:nil="true"/>
-  </documentManagement>
-</p:properties>
+<b:Sources xmlns:b="http://schemas.openxmlformats.org/officeDocument/2006/bibliography" xmlns="http://schemas.openxmlformats.org/officeDocument/2006/bibliography" SelectedStyle="\APASixthEditionOfficeOnline.xsl" StyleName="APA" Version="6"/>
 </file>
 
 <file path=customXml/itemProps1.xml><?xml version="1.0" encoding="utf-8"?>
@@ -11876,9 +11916,12 @@
 </file>
 
 <file path=customXml/itemProps2.xml><?xml version="1.0" encoding="utf-8"?>
-<ds:datastoreItem xmlns:ds="http://schemas.openxmlformats.org/officeDocument/2006/customXml" ds:itemID="{719C53C8-6477-46F0-91B2-9F1066145A2E}">
+<ds:datastoreItem xmlns:ds="http://schemas.openxmlformats.org/officeDocument/2006/customXml" ds:itemID="{B6FB8993-579F-4DED-9164-261DF16F17BC}">
   <ds:schemaRefs>
-    <ds:schemaRef ds:uri="http://schemas.openxmlformats.org/officeDocument/2006/bibliography"/>
+    <ds:schemaRef ds:uri="http://schemas.microsoft.com/office/2006/metadata/properties"/>
+    <ds:schemaRef ds:uri="http://schemas.microsoft.com/office/infopath/2007/PartnerControls"/>
+    <ds:schemaRef ds:uri="7f48dc74-810e-4597-a58e-28cb4ccb6405"/>
+    <ds:schemaRef ds:uri="cfbdc990-d511-4af6-b9b1-fc96925cdde4"/>
   </ds:schemaRefs>
 </ds:datastoreItem>
 </file>
@@ -11892,12 +11935,9 @@
 </file>
 
 <file path=customXml/itemProps4.xml><?xml version="1.0" encoding="utf-8"?>
-<ds:datastoreItem xmlns:ds="http://schemas.openxmlformats.org/officeDocument/2006/customXml" ds:itemID="{B6FB8993-579F-4DED-9164-261DF16F17BC}">
+<ds:datastoreItem xmlns:ds="http://schemas.openxmlformats.org/officeDocument/2006/customXml" ds:itemID="{719C53C8-6477-46F0-91B2-9F1066145A2E}">
   <ds:schemaRefs>
-    <ds:schemaRef ds:uri="http://schemas.microsoft.com/office/2006/metadata/properties"/>
-    <ds:schemaRef ds:uri="http://schemas.microsoft.com/office/infopath/2007/PartnerControls"/>
-    <ds:schemaRef ds:uri="7f48dc74-810e-4597-a58e-28cb4ccb6405"/>
-    <ds:schemaRef ds:uri="cfbdc990-d511-4af6-b9b1-fc96925cdde4"/>
+    <ds:schemaRef ds:uri="http://schemas.openxmlformats.org/officeDocument/2006/bibliography"/>
   </ds:schemaRefs>
 </ds:datastoreItem>
 </file>